--- a/Individual_Challenge_64471/Matei_Individual_Challenge.docx
+++ b/Individual_Challenge_64471/Matei_Individual_Challenge.docx
@@ -293,13 +293,7 @@
         <w:rPr>
           <w:rFonts w:ascii="Times New Roman" w:hAnsi="Times New Roman" w:cs="Times New Roman"/>
         </w:rPr>
-        <w:t>T</w:t>
-      </w:r>
-      <w:r>
-        <w:rPr>
-          <w:rFonts w:ascii="Times New Roman" w:hAnsi="Times New Roman" w:cs="Times New Roman"/>
-        </w:rPr>
-        <w:t xml:space="preserve">he </w:t>
+        <w:t xml:space="preserve">The </w:t>
       </w:r>
       <w:r>
         <w:rPr>
@@ -353,31 +347,7 @@
         <w:rPr>
           <w:rFonts w:ascii="Times New Roman" w:hAnsi="Times New Roman" w:cs="Times New Roman"/>
         </w:rPr>
-        <w:t xml:space="preserve">Key insights can be derived from this interactive tool. The choropleth maps </w:t>
-      </w:r>
-      <w:r>
-        <w:rPr>
-          <w:rFonts w:ascii="Times New Roman" w:hAnsi="Times New Roman" w:cs="Times New Roman"/>
-        </w:rPr>
-        <w:t>easily help in identifying</w:t>
-      </w:r>
-      <w:r>
-        <w:rPr>
-          <w:rFonts w:ascii="Times New Roman" w:hAnsi="Times New Roman" w:cs="Times New Roman"/>
-        </w:rPr>
-        <w:t xml:space="preserve"> countries with high or low forest cover in any selected year. The time series analysis enables the analysis of forest cover </w:t>
-      </w:r>
-      <w:r>
-        <w:rPr>
-          <w:rFonts w:ascii="Times New Roman" w:hAnsi="Times New Roman" w:cs="Times New Roman"/>
-        </w:rPr>
-        <w:t>changes</w:t>
-      </w:r>
-      <w:r>
-        <w:rPr>
-          <w:rFonts w:ascii="Times New Roman" w:hAnsi="Times New Roman" w:cs="Times New Roman"/>
-        </w:rPr>
-        <w:t xml:space="preserve"> over time, clearly highlighting countries experiencing deforestation or reforestation. The per capita metric provides a normalized view of forest cover relative to population density, offering a more nuanced understanding of resource availability.</w:t>
+        <w:t>Key insights can be derived from this interactive tool. The choropleth maps easily help in identifying countries with high or low forest cover in any selected year. The time series analysis enables the analysis of forest cover changes over time, clearly highlighting countries experiencing deforestation or reforestation. The per capita metric provides a normalized view of forest cover relative to population density, offering a more nuanced understanding of resource availability.</w:t>
       </w:r>
     </w:p>
     <w:p>
@@ -488,19 +458,7 @@
         <w:rPr>
           <w:rFonts w:ascii="Times New Roman" w:hAnsi="Times New Roman" w:cs="Times New Roman"/>
         </w:rPr>
-        <w:t>Through these features, the dashboard</w:t>
-      </w:r>
-      <w:r>
-        <w:rPr>
-          <w:rFonts w:ascii="Times New Roman" w:hAnsi="Times New Roman" w:cs="Times New Roman"/>
-        </w:rPr>
-        <w:t xml:space="preserve"> </w:t>
-      </w:r>
-      <w:r>
-        <w:rPr>
-          <w:rFonts w:ascii="Times New Roman" w:hAnsi="Times New Roman" w:cs="Times New Roman"/>
-        </w:rPr>
-        <w:t>offers several key insights. It allows for the direct comparison of weather and air quality across different countries, highlighting regional differences. The dashboard aids in the identification of countries experiencing extreme weather conditions or facing significant air pollution challenges. Furthermore, the time series analysis reveals temporal trends and anomalies, providing valuable information for understanding changes in weather and air quality over time.</w:t>
+        <w:t>Through these features, the dashboard offers several key insights. It allows for the direct comparison of weather and air quality across different countries, highlighting regional differences. The dashboard aids in the identification of countries experiencing extreme weather conditions or facing significant air pollution challenges. Furthermore, the time series analysis reveals temporal trends and anomalies, providing valuable information for understanding changes in weather and air quality over time.</w:t>
       </w:r>
     </w:p>
     <w:p>
@@ -556,13 +514,7 @@
         <w:rPr>
           <w:rFonts w:ascii="Times New Roman" w:hAnsi="Times New Roman" w:cs="Times New Roman"/>
         </w:rPr>
-        <w:t>Th</w:t>
-      </w:r>
-      <w:r>
-        <w:rPr>
-          <w:rFonts w:ascii="Times New Roman" w:hAnsi="Times New Roman" w:cs="Times New Roman"/>
-        </w:rPr>
-        <w:t xml:space="preserve">e </w:t>
+        <w:t xml:space="preserve">The </w:t>
       </w:r>
       <w:r>
         <w:rPr>
@@ -576,13 +528,7 @@
         <w:rPr>
           <w:rFonts w:ascii="Times New Roman" w:hAnsi="Times New Roman" w:cs="Times New Roman"/>
         </w:rPr>
-        <w:t xml:space="preserve"> notebook </w:t>
-      </w:r>
-      <w:r>
-        <w:rPr>
-          <w:rFonts w:ascii="Times New Roman" w:hAnsi="Times New Roman" w:cs="Times New Roman"/>
-        </w:rPr>
-        <w:t xml:space="preserve">integrates a Dash application and other visualizations to analyze PM2.5 air pollution and its relationships with other factors. Key functionalities include Data Merging, demonstrating the process of combining datasets (PM2.5, forest cover, traffic) by standardizing country names to enable integrated analysis. It also features a </w:t>
+        <w:t xml:space="preserve"> notebook integrates a Dash application and other visualizations to analyze PM2.5 air pollution and its relationships with other factors. Key functionalities include Data Merging, demonstrating the process of combining datasets (PM2.5, forest cover, traffic) by standardizing country names to enable integrated analysis. It also features a </w:t>
       </w:r>
       <w:r>
         <w:rPr>
@@ -594,13 +540,7 @@
         <w:rPr>
           <w:rFonts w:ascii="Times New Roman" w:hAnsi="Times New Roman" w:cs="Times New Roman"/>
         </w:rPr>
-        <w:t xml:space="preserve">PM2.5 Time Series Dashboard, a Dash application that allows </w:t>
-      </w:r>
-      <w:r>
-        <w:rPr>
-          <w:rFonts w:ascii="Times New Roman" w:hAnsi="Times New Roman" w:cs="Times New Roman"/>
-        </w:rPr>
-        <w:t>visualiz</w:t>
+        <w:t>PM2.5 Time Series Dashboard, a Dash application that allows visualiz</w:t>
       </w:r>
       <w:r>
         <w:rPr>
@@ -718,7 +658,7 @@
       </w:r>
     </w:p>
     <w:sectPr>
-      <w:pgSz w:w="12240" w:h="15840"/>
+      <w:pgSz w:w="11906" w:h="16838" w:code="9"/>
       <w:pgMar w:top="1440" w:right="1440" w:bottom="1440" w:left="1440" w:header="720" w:footer="720" w:gutter="0"/>
       <w:cols w:space="720"/>
       <w:docGrid w:linePitch="360"/>
@@ -2551,6 +2491,7 @@
   <w:style w:type="character" w:default="1" w:styleId="DefaultParagraphFont">
     <w:name w:val="Default Paragraph Font"/>
     <w:uiPriority w:val="1"/>
+    <w:semiHidden/>
     <w:unhideWhenUsed/>
   </w:style>
   <w:style w:type="table" w:default="1" w:styleId="TableNormal">
